--- a/droit social dcg/22- controle de l activit des salari s.docx
+++ b/droit social dcg/22- controle de l activit des salari s.docx
@@ -8,7 +8,12 @@
         <w:jc w:val="center"/>
       </w:pPr>
       <w:r>
-        <w:t>FICHE 22 : LE CONTR�LE DE L�ACTIVIT� DES SALARI�S</w:t>
+        <w:rPr>
+          <w:b/>
+          <w:color w:val="1F4E79"/>
+          <w:sz w:val="34"/>
+        </w:rPr>
+        <w:t>FICHE 22 : LE CONTReLE DE L'ACTIVITe DES SALARIeS</w:t>
       </w:r>
     </w:p>
     <w:p/>
@@ -17,7 +22,12 @@
         <w:pStyle w:val="Heading2"/>
       </w:pPr>
       <w:r>
-        <w:t>LES PRINCIPES JURIDIQUES LI�S AU CONTR�LE DE L�ACTIVIT� I �</w:t>
+        <w:rPr>
+          <w:b/>
+          <w:color w:val="006100"/>
+          <w:sz w:val="24"/>
+        </w:rPr>
+        <w:t>LES PRINCIPES JURIDIQUES LIeS AU CONTReLE DE L'ACTIVITe I e</w:t>
       </w:r>
     </w:p>
     <w:p>
@@ -25,7 +35,12 @@
         <w:pStyle w:val="Heading2"/>
       </w:pPr>
       <w:r>
-        <w:t>DES SALARI�S</w:t>
+        <w:rPr>
+          <w:b/>
+          <w:color w:val="2F5496"/>
+          <w:sz w:val="24"/>
+        </w:rPr>
+        <w:t>DES SALARIeS</w:t>
       </w:r>
     </w:p>
     <w:p>
@@ -33,27 +48,52 @@
         <w:pStyle w:val="Heading2"/>
       </w:pPr>
       <w:r>
-        <w:t>LES �L�MENTS DU D�BAT A �</w:t>
+        <w:rPr>
+          <w:b/>
+          <w:color w:val="2F5496"/>
+          <w:sz w:val="24"/>
+        </w:rPr>
+        <w:t>LES eL'MENTS DU D'BAT A e</w:t>
       </w:r>
     </w:p>
     <w:p>
       <w:r>
-        <w:t>Dans le cadre de son pouvoir g�n�ral de direction, l�employeur est amen� � contr�ler l�activit� des salari�s. Si le</w:t>
+        <w:rPr>
+          <w:b w:val="0"/>
+          <w:color w:val="000000"/>
+          <w:sz w:val="22"/>
+        </w:rPr>
+        <w:t>Dans le cadre de son pouvoir gen'ral de direction, l'employeur est amene e contreler l'activite des salaries. Si le</w:t>
       </w:r>
     </w:p>
     <w:p>
       <w:r>
-        <w:t>d�veloppement des nouvelles technologies a d�cupl� les possibilit�s d�effectuer de tels contr�les il a aussi multipli� les</w:t>
+        <w:rPr>
+          <w:b w:val="0"/>
+          <w:color w:val="000000"/>
+          <w:sz w:val="22"/>
+        </w:rPr>
+        <w:t>d'veloppement des nouvelles technologies a d'cuple les possibilites d'effectuer de tels contreles il a aussi multiplie les</w:t>
       </w:r>
     </w:p>
     <w:p>
       <w:r>
-        <w:t>occasions de porter atteinte � l�intimit� des salari�s ainsi qu�� leur vie priv� dont on ne peut consid�rer qu�il s�agit d�une</w:t>
+        <w:rPr>
+          <w:b w:val="0"/>
+          <w:color w:val="000000"/>
+          <w:sz w:val="22"/>
+        </w:rPr>
+        <w:t>occasions de porter atteinte e l'intimite des salaries ainsi qu'e leur vie prive dont on ne peut considerer qu'il s'agit d'une</w:t>
       </w:r>
     </w:p>
     <w:p>
       <w:r>
-        <w:t>peau dont on se d�v�t � l�entr�e de l�entreprise. Le l�gislateur encadre l�utilisation de ces nouveaux proc�d�s.</w:t>
+        <w:rPr>
+          <w:b w:val="0"/>
+          <w:color w:val="000000"/>
+          <w:sz w:val="22"/>
+        </w:rPr>
+        <w:t>peau dont on se d'vet e l'entree de l'entreprise. Le l'gislateur encadre l'utilisation de ces nouveaux proced's.</w:t>
       </w:r>
     </w:p>
     <w:p>
@@ -61,7 +101,12 @@
         <w:pStyle w:val="Heading2"/>
       </w:pPr>
       <w:r>
-        <w:t>LA MISE EN PLACE D�UN SYST�ME DE CONTR�LE DE L�ACTIVIT� DES SALARI�S B �</w:t>
+        <w:rPr>
+          <w:b/>
+          <w:color w:val="2F5496"/>
+          <w:sz w:val="24"/>
+        </w:rPr>
+        <w:t>LA MISE EN PLACE D'UN SYSTeME DE CONTReLE DE L'ACTIVITe DES SALARIeS B e</w:t>
       </w:r>
     </w:p>
     <w:p>
@@ -69,27 +114,52 @@
         <w:pStyle w:val="Heading2"/>
       </w:pPr>
       <w:r>
+        <w:rPr>
+          <w:b/>
+          <w:color w:val="006100"/>
+          <w:sz w:val="24"/>
+        </w:rPr>
         <w:t>PRINCIPE</w:t>
       </w:r>
     </w:p>
     <w:p>
       <w:r>
+        <w:rPr>
+          <w:b w:val="0"/>
+          <w:color w:val="006100"/>
+          <w:sz w:val="22"/>
+        </w:rPr>
         <w:t>?</w:t>
       </w:r>
     </w:p>
     <w:p>
       <w:r>
-        <w:t>Les moyens de contr�le mis en place doivent �tre justifi�s par la nature de la t�che � accomplir et proportionn�s au but</w:t>
+        <w:rPr>
+          <w:b w:val="0"/>
+          <w:color w:val="006100"/>
+          <w:sz w:val="22"/>
+        </w:rPr>
+        <w:t>Les moyens de contrele mis en place doivent etre justifies par la nature de la t'che e accomplir et proportionnes au but</w:t>
       </w:r>
     </w:p>
     <w:p>
       <w:r>
-        <w:t>recherch�. Ce principe codifi� sous l�article L 1121-1 du code du travail vise � prot�ger toute d�rive dans l�usage et</w:t>
+        <w:rPr>
+          <w:b w:val="0"/>
+          <w:color w:val="006100"/>
+          <w:sz w:val="22"/>
+        </w:rPr>
+        <w:t>recherche. Ce principe codifie sous l'article L 1121-1 du code du travail vise e proteger toute d'rive dans l'usage et</w:t>
       </w:r>
     </w:p>
     <w:p>
       <w:r>
-        <w:t>proc�d�s de contr�le susceptibles de porter atteinte aux droits des personnes et aux libert�s individuelles et collectives.</w:t>
+        <w:rPr>
+          <w:b w:val="0"/>
+          <w:color w:val="006100"/>
+          <w:sz w:val="22"/>
+        </w:rPr>
+        <w:t>proced's de contrele susceptibles de porter atteinte aux droits des personnes et aux libertes individuelles et collectives.</w:t>
       </w:r>
     </w:p>
     <w:p>
@@ -97,107 +167,212 @@
         <w:pStyle w:val="Heading2"/>
       </w:pPr>
       <w:r>
-        <w:t>PROC�DURE</w:t>
+        <w:rPr>
+          <w:b/>
+          <w:color w:val="2F5496"/>
+          <w:sz w:val="24"/>
+        </w:rPr>
+        <w:t>PROCeDURE</w:t>
       </w:r>
     </w:p>
     <w:p>
       <w:r>
+        <w:rPr>
+          <w:b w:val="0"/>
+          <w:color w:val="000000"/>
+          <w:sz w:val="22"/>
+        </w:rPr>
         <w:t>?</w:t>
       </w:r>
     </w:p>
     <w:p>
       <w:r>
-        <w:t>Tout dispositif ou technique de nature � contr�ler l�activit� des salari�s doit faire l�objet d�une consultation pr�alable du comit�</w:t>
+        <w:rPr>
+          <w:b w:val="0"/>
+          <w:color w:val="000000"/>
+          <w:sz w:val="22"/>
+        </w:rPr>
+        <w:t>Tout dispositif ou technique de nature e contreler l'activite des salaries doit faire l'objet d'une consultation prealable du comite</w:t>
       </w:r>
     </w:p>
     <w:p>
       <w:r>
-        <w:t>social et �conomique.</w:t>
+        <w:rPr>
+          <w:b w:val="0"/>
+          <w:color w:val="000000"/>
+          <w:sz w:val="22"/>
+        </w:rPr>
+        <w:t>social et economique.</w:t>
       </w:r>
     </w:p>
     <w:p>
       <w:r>
+        <w:rPr>
+          <w:b w:val="0"/>
+          <w:color w:val="000000"/>
+          <w:sz w:val="22"/>
+        </w:rPr>
         <w:t>95</w:t>
       </w:r>
     </w:p>
     <w:p>
       <w:r>
-        <w:t>�ditions Corroy � 4 rue de Villars, 42000 Saint-�tienne � 04 77 79 92 46 � infos@editions-corroy.fr</w:t>
+        <w:rPr>
+          <w:b w:val="0"/>
+          <w:color w:val="000000"/>
+          <w:sz w:val="22"/>
+        </w:rPr>
+        <w:t>editions Corroy e 4 rue de Villars, 42000 Saint-etienne e 04 77 79 92 46 e infos@editions-corroy.fr</w:t>
       </w:r>
     </w:p>
     <w:p>
       <w:r>
+        <w:rPr>
+          <w:b w:val="0"/>
+          <w:color w:val="000000"/>
+          <w:sz w:val="22"/>
+        </w:rPr>
         <w:t>Exercice</w:t>
       </w:r>
     </w:p>
     <w:p>
       <w:r>
+        <w:rPr>
+          <w:b w:val="0"/>
+          <w:color w:val="000000"/>
+          <w:sz w:val="22"/>
+        </w:rPr>
         <w:t>correspondant</w:t>
       </w:r>
     </w:p>
     <w:p>
       <w:r>
-        <w:t>VIADUC MARES : principe, vid�osurveillance, contr�le de l�ordinateur, des appels t�l�phoniques, des mails et des</w:t>
+        <w:rPr>
+          <w:b w:val="0"/>
+          <w:color w:val="000000"/>
+          <w:sz w:val="22"/>
+        </w:rPr>
+        <w:t>VIADUC MARES : principe, videosurveillance, contrele de l'ordinateur, des appels t'l'phoniques, des mails et des</w:t>
       </w:r>
     </w:p>
     <w:p>
       <w:r>
-        <w:t>courriers, g�olocalisation.</w:t>
+        <w:rPr>
+          <w:b w:val="0"/>
+          <w:color w:val="000000"/>
+          <w:sz w:val="22"/>
+        </w:rPr>
+        <w:t>courriers, geolocalisation.</w:t>
       </w:r>
     </w:p>
     <w:p>
       <w:r>
+        <w:rPr>
+          <w:b w:val="0"/>
+          <w:color w:val="000000"/>
+          <w:sz w:val="22"/>
+        </w:rPr>
         <w:t>DCGUE3F.qxp_DCGUE3F 24/07/2025 15:58 Page 95</w:t>
       </w:r>
     </w:p>
     <w:p>
       <w:r>
-        <w:t>Cette r�gle vis�e � l�article L 2312-38 du code du travail impose l�information et la consultation du CSE pr�alablement � toute</w:t>
+        <w:rPr>
+          <w:b w:val="0"/>
+          <w:color w:val="000000"/>
+          <w:sz w:val="22"/>
+        </w:rPr>
+        <w:t>Cette regle visee e l'article L 2312-38 du code du travail impose l'information et la consultation du CSE prealablement e toute</w:t>
       </w:r>
     </w:p>
     <w:p>
       <w:r>
-        <w:t>mesure, technique ou m�thode de contr�le de l�activit� des salari�s.</w:t>
+        <w:rPr>
+          <w:b w:val="0"/>
+          <w:color w:val="000000"/>
+          <w:sz w:val="22"/>
+        </w:rPr>
+        <w:t>mesure, technique ou m'thode de contrele de l'activite des salaries.</w:t>
       </w:r>
     </w:p>
     <w:p>
       <w:r>
-        <w:t>La m�me obligation d�information p�se sur l�employeur � l��gard des salari�s. En effet, aucun dispositif permettant de recueillir</w:t>
+        <w:rPr>
+          <w:b w:val="0"/>
+          <w:color w:val="000000"/>
+          <w:sz w:val="22"/>
+        </w:rPr>
+        <w:t>La m'me obligation d'information pese sur l'employeur e l'egard des salaries. En effet, aucun dispositif permettant de recueillir</w:t>
       </w:r>
     </w:p>
     <w:p>
       <w:r>
-        <w:t>des informations sur les salari�s ne peut �tre mis en place dans l�entreprise sans que ces derniers n�aient �t� mis en mesure d�en</w:t>
+        <w:rPr>
+          <w:b w:val="0"/>
+          <w:color w:val="000000"/>
+          <w:sz w:val="22"/>
+        </w:rPr>
+        <w:t>des informations sur les salaries ne peut etre mis en place dans l'entreprise sans que ces derniers n'aient et' mis en mesure d'en</w:t>
       </w:r>
     </w:p>
     <w:p>
       <w:r>
-        <w:t>prendre connaissance. � d�faut, le moyen est illicite et la preuve obtenue irrecevable (en ce sens, voir Cass. soc. 4 octobre 2023</w:t>
+        <w:rPr>
+          <w:b w:val="0"/>
+          <w:color w:val="000000"/>
+          <w:sz w:val="22"/>
+        </w:rPr>
+        <w:t>prendre connaissance. e d'faut, le moyen est illicite et la preuve obtenue irrecevable (en ce sens, voir Cass. soc. 4 octobre 2023</w:t>
       </w:r>
     </w:p>
     <w:p>
       <w:r>
-        <w:t>/ 6 septembre 2023, ainsi que la Fiche 30). Il convient n�anmoins de nuancer ce principe au regard de l��volution juris-</w:t>
+        <w:rPr>
+          <w:b w:val="0"/>
+          <w:color w:val="000000"/>
+          <w:sz w:val="22"/>
+        </w:rPr>
+        <w:t>/ 6 septembre 2023, ainsi que la Fiche 30). Il convient n'anmoins de nuancer ce principe au regard de l'evolution juris-</w:t>
       </w:r>
     </w:p>
     <w:p>
       <w:r>
-        <w:t>prudentielle quant � la recevabilit� de la preuve obtenue de mani�re illicite(Cass. soc. 23 d�cembre 2023 et 14 f�vrier 2024).</w:t>
+        <w:rPr>
+          <w:b w:val="0"/>
+          <w:color w:val="000000"/>
+          <w:sz w:val="22"/>
+        </w:rPr>
+        <w:t>prudentielle quant e la recevabilite de la preuve obtenue de maniere illicite(Cass. soc. 23 d'cembre 2023 et 14 fevrier 2024).</w:t>
       </w:r>
     </w:p>
     <w:p>
       <w:r>
-        <w:t>Enfin, si les proc�d�s utilis�s sont de nature � permettre la collecte de donn�e nominatives dans le cadre d�un traitement</w:t>
+        <w:rPr>
+          <w:b w:val="0"/>
+          <w:color w:val="000000"/>
+          <w:sz w:val="22"/>
+        </w:rPr>
+        <w:t>Enfin, si les proced's utilises sont de nature e permettre la collecte de donnee nominatives dans le cadre d'un traitement</w:t>
       </w:r>
     </w:p>
     <w:p>
       <w:r>
-        <w:t>automatis�, l�employeur � l�obligation non seulement d�en informer le CSE, mais aussi de respecter les dispositions de l�article</w:t>
+        <w:rPr>
+          <w:b w:val="0"/>
+          <w:color w:val="000000"/>
+          <w:sz w:val="22"/>
+        </w:rPr>
+        <w:t>automatise, l'employeur e l'obligation non seulement d'en informer le CSE, mais aussi de respecter les dispositions de l'article</w:t>
       </w:r>
     </w:p>
     <w:p>
       <w:r>
-        <w:t>22 de la loi Informatique et libert� du 06 janvier 1978.</w:t>
+        <w:rPr>
+          <w:b w:val="0"/>
+          <w:color w:val="000000"/>
+          <w:sz w:val="22"/>
+        </w:rPr>
+        <w:t>22 de la loi Informatique et liberte du 06 janvier 1978.</w:t>
       </w:r>
     </w:p>
     <w:p>
@@ -205,7 +380,12 @@
         <w:pStyle w:val="Heading2"/>
       </w:pPr>
       <w:r>
-        <w:t>LES DIFF�RENTS MOYENS DE CONTR�LE ET LEUR II �</w:t>
+        <w:rPr>
+          <w:b/>
+          <w:color w:val="2F5496"/>
+          <w:sz w:val="24"/>
+        </w:rPr>
+        <w:t>LES DIFFeRENTS MOYENS DE CONTReLE ET LEUR II e</w:t>
       </w:r>
     </w:p>
     <w:p>
@@ -213,6 +393,11 @@
         <w:pStyle w:val="Heading2"/>
       </w:pPr>
       <w:r>
+        <w:rPr>
+          <w:b/>
+          <w:color w:val="2F5496"/>
+          <w:sz w:val="24"/>
+        </w:rPr>
         <w:t>ENCADREMENT JURIDIQUE</w:t>
       </w:r>
     </w:p>
@@ -221,47 +406,92 @@
         <w:pStyle w:val="Heading2"/>
       </w:pPr>
       <w:r>
-        <w:t>APPLICATION � LA VID�OSURVEILLANCE A �</w:t>
+        <w:rPr>
+          <w:b/>
+          <w:color w:val="2F5496"/>
+          <w:sz w:val="24"/>
+        </w:rPr>
+        <w:t>APPLICATION e LA VIDeOSURVEILLANCE A e</w:t>
       </w:r>
     </w:p>
     <w:p>
       <w:r>
-        <w:t>Il est imp�ratif pour l�employeur de se plier � l�accomplissement des formalit�s l�gales susvis�es. Ainsi la Cour de cassation</w:t>
+        <w:rPr>
+          <w:b w:val="0"/>
+          <w:color w:val="000000"/>
+          <w:sz w:val="22"/>
+        </w:rPr>
+        <w:t>Il est imperatif pour l'employeur de se plier e l'accomplissement des formalites l'gales susvisees. Ainsi la Cour de cassation</w:t>
       </w:r>
     </w:p>
     <w:p>
       <w:r>
-        <w:t>a pu d�cider � bon droit qu�un tel syst�me ne pouvait �tre justifi� et � fortiori fonder une sanction en l�absence d�information</w:t>
+        <w:rPr>
+          <w:b w:val="0"/>
+          <w:color w:val="000000"/>
+          <w:sz w:val="22"/>
+        </w:rPr>
+        <w:t>a pu d'cider e bon droit qu'un tel systeme ne pouvait etre justifie et e fortiori fonder une sanction en l'absence d'information</w:t>
       </w:r>
     </w:p>
     <w:p>
       <w:r>
-        <w:t>des institutions repr�sentatives du personnel (Cass. soc. 7 juin 2006). En l�esp�ce un syst�me de vid�osurveillance avait</w:t>
+        <w:rPr>
+          <w:b w:val="0"/>
+          <w:color w:val="000000"/>
+          <w:sz w:val="22"/>
+        </w:rPr>
+        <w:t>des institutions representatives du personnel (Cass. soc. 7 juin 2006). En l'espece un systeme de videosurveillance avait</w:t>
       </w:r>
     </w:p>
     <w:p>
       <w:r>
-        <w:t>�t� install� pour surveiller la client�le. Or la bande vid�o r�v�la un salari� de l�entreprise occup� � commettre un vol.</w:t>
+        <w:rPr>
+          <w:b w:val="0"/>
+          <w:color w:val="000000"/>
+          <w:sz w:val="22"/>
+        </w:rPr>
+        <w:t>et' installe pour surveiller la clientele. Or la bande video revela un salarie de l'entreprise occupe e commettre un vol.</w:t>
       </w:r>
     </w:p>
     <w:p>
       <w:r>
-        <w:t>Licenci� pour faute grave, la cour supr�me rappelle les r�gles de droit et combien m�me le salari� ne pouvait ignorer la</w:t>
+        <w:rPr>
+          <w:b w:val="0"/>
+          <w:color w:val="000000"/>
+          <w:sz w:val="22"/>
+        </w:rPr>
+        <w:t>Licencie pour faute grave, la cour supreme rappelle les regles de droit et combien m'me le salarie ne pouvait ignorer la</w:t>
       </w:r>
     </w:p>
     <w:p>
       <w:r>
-        <w:t>pr�sence des cam�ras, l�irr�gularit� de leur mise en place justifie l�annulation de la mesure.</w:t>
+        <w:rPr>
+          <w:b w:val="0"/>
+          <w:color w:val="000000"/>
+          <w:sz w:val="22"/>
+        </w:rPr>
+        <w:t>presence des cameras, l'irregularite de leur mise en place justifie l'annulation de la mesure.</w:t>
       </w:r>
     </w:p>
     <w:p>
       <w:r>
-        <w:t>Par contre dans une situation identique, le salari� film� dans locaux o� il n�avait pas acc�s peut �tre sanctionn� sur la base de l�enregis-</w:t>
+        <w:rPr>
+          <w:b w:val="0"/>
+          <w:color w:val="000000"/>
+          <w:sz w:val="22"/>
+        </w:rPr>
+        <w:t>Par contre dans une situation identique, le salarie filme dans locaux oe il n'avait pas acces peut etre sanctionne sur la base de l'enregis-</w:t>
       </w:r>
     </w:p>
     <w:p>
       <w:r>
-        <w:t>trement vid�o, sans qu�il puisse �tre excip� une irr�gularit� quant � sa mise en place (Cass. soc. 26 juin 2013 ; Cass. soc. 4 octobre 2023).</w:t>
+        <w:rPr>
+          <w:b w:val="0"/>
+          <w:color w:val="000000"/>
+          <w:sz w:val="22"/>
+        </w:rPr>
+        <w:t>trement video, sans qu'il puisse etre excipe une irregularite quant e sa mise en place (Cass. soc. 26 juin 2013 ; Cass. soc. 4 octobre 2023).</w:t>
       </w:r>
     </w:p>
     <w:p>
@@ -269,62 +499,122 @@
         <w:pStyle w:val="Heading2"/>
       </w:pPr>
       <w:r>
-        <w:t>APPLICATION AU CONTR�LE DES APPELS T�L�PHONIQUES B �</w:t>
+        <w:rPr>
+          <w:b/>
+          <w:color w:val="2F5496"/>
+          <w:sz w:val="24"/>
+        </w:rPr>
+        <w:t>APPLICATION AU CONTReLE DES APPELS T'L'PHONIQUES B e</w:t>
       </w:r>
     </w:p>
     <w:p>
       <w:r>
-        <w:t>Pour des raisons �videntes li�es aux libert�s et � la vie priv�e des salari�s l��coute et l�enregistrement des conversations</w:t>
+        <w:rPr>
+          <w:b w:val="0"/>
+          <w:color w:val="000000"/>
+          <w:sz w:val="22"/>
+        </w:rPr>
+        <w:t>Pour des raisons evidentes liees aux libertes et e la vie privee des salaries l'ecoute et l'enregistrement des conversations</w:t>
       </w:r>
     </w:p>
     <w:p>
       <w:r>
-        <w:t>t�l�phoniques sont par principe interdits. La violation de cette r�gle est sanctionn�e par les articles 226-15 et 432-9 du code p�nal.</w:t>
+        <w:rPr>
+          <w:b w:val="0"/>
+          <w:color w:val="000000"/>
+          <w:sz w:val="22"/>
+        </w:rPr>
+        <w:t>t'l'phoniques sont par principe interdits. La violation de cette regle est sanctionnee par les articles 226-15 et 432-9 du code penal.</w:t>
       </w:r>
     </w:p>
     <w:p>
       <w:r>
-        <w:t>Par exception, un tel syst�me peut �tre mis en �uvre sous condition de pouvoir justifier des conditions impos�es par</w:t>
+        <w:rPr>
+          <w:b w:val="0"/>
+          <w:color w:val="000000"/>
+          <w:sz w:val="22"/>
+        </w:rPr>
+        <w:t>Par exception, un tel systeme peut etre mis en euvre sous condition de pouvoir justifier des conditions imposees par</w:t>
       </w:r>
     </w:p>
     <w:p>
       <w:r>
-        <w:t>l�article L1121-1 du code du travail et d�obtenir l�accord du salari�.</w:t>
+        <w:rPr>
+          <w:b w:val="0"/>
+          <w:color w:val="000000"/>
+          <w:sz w:val="22"/>
+        </w:rPr>
+        <w:t>l'article L1121-1 du code du travail et d'obtenir l'accord du salarie.</w:t>
       </w:r>
     </w:p>
     <w:p>
       <w:r>
-        <w:t>L�employeur doit par ailleurs faire figurer le dispositif mis en place au registre des activit�s de traitement.</w:t>
+        <w:rPr>
+          <w:b w:val="0"/>
+          <w:color w:val="000000"/>
+          <w:sz w:val="22"/>
+        </w:rPr>
+        <w:t>L'employeur doit par ailleurs faire figurer le dispositif mis en place au registre des activites de traitement.</w:t>
       </w:r>
     </w:p>
     <w:p>
       <w:r>
-        <w:t>En revanche ces dispositions ne s�appliquent pas lorsqu�il s�agit pour l�employeur de contr�ler les appels t�l�phoniques par</w:t>
+        <w:rPr>
+          <w:b w:val="0"/>
+          <w:color w:val="000000"/>
+          <w:sz w:val="22"/>
+        </w:rPr>
+        <w:t>En revanche ces dispositions ne s'appliquent pas lorsqu'il s'agit pour l'employeur de contreler les appels t'l'phoniques par</w:t>
       </w:r>
     </w:p>
     <w:p>
       <w:r>
-        <w:t>le biais des factures d�taill�es de l�op�rateur t�l�phonique (Cass. soc. 15 mai 2001). Il en est de m�me si le contr�le proc�de</w:t>
+        <w:rPr>
+          <w:b w:val="0"/>
+          <w:color w:val="000000"/>
+          <w:sz w:val="22"/>
+        </w:rPr>
+        <w:t>le biais des factures d'taillees de l'operateur t'l'phonique (Cass. soc. 15 mai 2001). Il en est de m'me si le contrele procede</w:t>
       </w:r>
     </w:p>
     <w:p>
       <w:r>
-        <w:t>de la simple v�rification de la dur�e, du co�t et des num�ros des appels t�l�phoniques pass�s � partir de chaque poste au</w:t>
+        <w:rPr>
+          <w:b w:val="0"/>
+          <w:color w:val="000000"/>
+          <w:sz w:val="22"/>
+        </w:rPr>
+        <w:t>de la simple verification de la duree, du coet et des numeros des appels t'l'phoniques passes e partir de chaque poste au</w:t>
       </w:r>
     </w:p>
     <w:p>
       <w:r>
-        <w:t>moyen des relev�s fournit par l�autocommutateur t�l�phonique de l�entreprise (Cass. soc. 29 janvier 2008). En l�esp�ce un</w:t>
+        <w:rPr>
+          <w:b w:val="0"/>
+          <w:color w:val="000000"/>
+          <w:sz w:val="22"/>
+        </w:rPr>
+        <w:t>moyen des releves fournit par l'autocommutateur t'l'phonique de l'entreprise (Cass. soc. 29 janvier 2008). En l'espece un</w:t>
       </w:r>
     </w:p>
     <w:p>
       <w:r>
-        <w:t>salari� faisait usage de son t�l�phone professionnel pour acc�der � des num�ros de messagerie de rencontre. L�employeur �</w:t>
+        <w:rPr>
+          <w:b w:val="0"/>
+          <w:color w:val="000000"/>
+          <w:sz w:val="22"/>
+        </w:rPr>
+        <w:t>salarie faisait usage de son t'l'phone professionnel pour acceder e des numeros de messagerie de rencontre. L'employeur e</w:t>
       </w:r>
     </w:p>
     <w:p>
       <w:r>
-        <w:t>l�appui de sa sanction a pu valablement fournir les preuves obtenues par le relev� de l�autocommutateur de l�entreprise.</w:t>
+        <w:rPr>
+          <w:b w:val="0"/>
+          <w:color w:val="000000"/>
+          <w:sz w:val="22"/>
+        </w:rPr>
+        <w:t>l'appui de sa sanction a pu valablement fournir les preuves obtenues par le releve de l'autocommutateur de l'entreprise.</w:t>
       </w:r>
     </w:p>
     <w:p>
@@ -332,86 +622,171 @@
         <w:pStyle w:val="Heading2"/>
       </w:pPr>
       <w:r>
-        <w:t>LE CONTR�LE DE L�ORDINATEUR C �</w:t>
+        <w:rPr>
+          <w:b/>
+          <w:color w:val="2F5496"/>
+          <w:sz w:val="24"/>
+        </w:rPr>
+        <w:t>LE CONTReLE DE L'ORDINATEUR C e</w:t>
       </w:r>
     </w:p>
     <w:p>
       <w:r>
-        <w:t>Le poste informatique tout autant que la connexion Internet sont des outils mis � la disposition du salari� par l�employeur.</w:t>
+        <w:rPr>
+          <w:b w:val="0"/>
+          <w:color w:val="000000"/>
+          <w:sz w:val="22"/>
+        </w:rPr>
+        <w:t>Le poste informatique tout autant que la connexion Internet sont des outils mis e la disposition du salarie par l'employeur.</w:t>
       </w:r>
     </w:p>
     <w:p>
       <w:r>
-        <w:t>D�s lors les fichiers cr��s par ces outils sont eux-m�mes pr�sum�s � caract�re professionnel sauf si le salari� par une</w:t>
+        <w:rPr>
+          <w:b w:val="0"/>
+          <w:color w:val="000000"/>
+          <w:sz w:val="22"/>
+        </w:rPr>
+        <w:t>D's lors les fichiers crees par ces outils sont eux-m'mes presumes e caractere professionnel sauf si le salarie par une</w:t>
       </w:r>
     </w:p>
     <w:p>
       <w:r>
-        <w:t>mention particuli�re (� noter que les initiales ne suffisent pas, ni m�me le seul pr�nom) permet de les identifier comme</w:t>
+        <w:rPr>
+          <w:b w:val="0"/>
+          <w:color w:val="000000"/>
+          <w:sz w:val="22"/>
+        </w:rPr>
+        <w:t>mention particuliere (e noter que les initiales ne suffisent pas, ni m'me le seul prenom) permet de les identifier comme</w:t>
       </w:r>
     </w:p>
     <w:p>
       <w:r>
-        <w:t>personnels (Cass. soc. 8 d�cembre 2009, Cass. soc.15 d�cembre 2009). Il en est de m�me pour les courriers �lectroniques</w:t>
+        <w:rPr>
+          <w:b w:val="0"/>
+          <w:color w:val="000000"/>
+          <w:sz w:val="22"/>
+        </w:rPr>
+        <w:t>personnels (Cass. soc. 8 d'cembre 2009, Cass. soc.15 d'cembre 2009). Il en est de m'me pour les courriers electroniques</w:t>
       </w:r>
     </w:p>
     <w:p>
       <w:r>
-        <w:t>(cf. CEDH, 5 septembre 2017) envoy�s � partir de la messagerie de l�entreprise (Cass. soc. 15 d�cembre 2010, 2 f�vrier</w:t>
+        <w:rPr>
+          <w:b w:val="0"/>
+          <w:color w:val="000000"/>
+          <w:sz w:val="22"/>
+        </w:rPr>
+        <w:t>(cf. CEDH, 5 septembre 2017) envoyes e partir de la messagerie de l'entreprise (Cass. soc. 15 d'cembre 2010, 2 fevrier</w:t>
       </w:r>
     </w:p>
     <w:p>
       <w:r>
-        <w:t>2011). De surcro�t, la Cour de cassation a admis (Cass. soc. 12 f�vrier 2013) le contr�le du contenu d�une cl� USB</w:t>
+        <w:rPr>
+          <w:b w:val="0"/>
+          <w:color w:val="000000"/>
+          <w:sz w:val="22"/>
+        </w:rPr>
+        <w:t>2011). De surcroet, la Cour de cassation a admis (Cass. soc. 12 fevrier 2013) le contrele du contenu d'une cle USB</w:t>
       </w:r>
     </w:p>
     <w:p>
       <w:r>
-        <w:t>personnelle du salari�, d�s lors que celle-ci est reli�e � l�ordinateur professionnel.</w:t>
+        <w:rPr>
+          <w:b w:val="0"/>
+          <w:color w:val="000000"/>
+          <w:sz w:val="22"/>
+        </w:rPr>
+        <w:t>personnelle du salarie, d's lors que celle-ci est reliee e l'ordinateur professionnel.</w:t>
       </w:r>
     </w:p>
     <w:p>
       <w:r>
-        <w:t>Cette analyse vaut pour les autres documents se trouvant dans le bureau du salari� (Cass. soc. 16 mai 2007). Le cryptage du</w:t>
+        <w:rPr>
+          <w:b w:val="0"/>
+          <w:color w:val="000000"/>
+          <w:sz w:val="22"/>
+        </w:rPr>
+        <w:t>Cette analyse vaut pour les autres documents se trouvant dans le bureau du salarie (Cass. soc. 16 mai 2007). Le cryptage du</w:t>
       </w:r>
     </w:p>
     <w:p>
       <w:r>
-        <w:t>poste informatique faisant obstacle � ce contr�le constitue de fait une faute justifiant la rupture du contrat de travail lorsque</w:t>
+        <w:rPr>
+          <w:b w:val="0"/>
+          <w:color w:val="000000"/>
+          <w:sz w:val="22"/>
+        </w:rPr>
+        <w:t>poste informatique faisant obstacle e ce contrele constitue de fait une faute justifiant la rupture du contrat de travail lorsque</w:t>
       </w:r>
     </w:p>
     <w:p>
       <w:r>
-        <w:t>le salari� a d�j� fait l�objet de mise en garde � ce sujet (Cass. soc. 18 octobre 2006).</w:t>
+        <w:rPr>
+          <w:b w:val="0"/>
+          <w:color w:val="000000"/>
+          <w:sz w:val="22"/>
+        </w:rPr>
+        <w:t>le salarie a d'j' fait l'objet de mise en garde e ce sujet (Cass. soc. 18 octobre 2006).</w:t>
       </w:r>
     </w:p>
     <w:p>
       <w:r>
-        <w:t>D�s lors l�employeur peut y avoir librement acc�s hors la pr�sence du salari� et tirer toute conclusion utile et disciplinaire</w:t>
+        <w:rPr>
+          <w:b w:val="0"/>
+          <w:color w:val="000000"/>
+          <w:sz w:val="22"/>
+        </w:rPr>
+        <w:t>D's lors l'employeur peut y avoir librement acces hors la presence du salarie et tirer toute conclusion utile et disciplinaire</w:t>
       </w:r>
     </w:p>
     <w:p>
       <w:r>
-        <w:t>des �l�ments trouv�s � cette occasion. Par ailleurs l�utilisation d�voy�e de la connexion Internet peut justifier des</w:t>
+        <w:rPr>
+          <w:b w:val="0"/>
+          <w:color w:val="000000"/>
+          <w:sz w:val="22"/>
+        </w:rPr>
+        <w:t>des el'ments trouves e cette occasion. Par ailleurs l'utilisation d'voyee de la connexion Internet peut justifier des</w:t>
       </w:r>
     </w:p>
     <w:p>
       <w:r>
-        <w:t>poursuites p�nales sous le chef d�abus de confiance (Cass. soc. 19 mai 2004).</w:t>
+        <w:rPr>
+          <w:b w:val="0"/>
+          <w:color w:val="000000"/>
+          <w:sz w:val="22"/>
+        </w:rPr>
+        <w:t>poursuites penales sous le chef d'abus de confiance (Cass. soc. 19 mai 2004).</w:t>
       </w:r>
     </w:p>
     <w:p>
       <w:r>
-        <w:t>Par contre les documents textes ou fichiers informatiques class�s comme personnels ou issus de sa messagerie personnelle</w:t>
+        <w:rPr>
+          <w:b w:val="0"/>
+          <w:color w:val="000000"/>
+          <w:sz w:val="22"/>
+        </w:rPr>
+        <w:t>Par contre les documents textes ou fichiers informatiques classes comme personnels ou issus de sa messagerie personnelle</w:t>
       </w:r>
     </w:p>
     <w:p>
       <w:r>
-        <w:t>ne peuvent �tre consult�s qu�en pr�sence du salari� d�ment appel� ou en cas de risques ou �v�nement particulier le</w:t>
+        <w:rPr>
+          <w:b w:val="0"/>
+          <w:color w:val="000000"/>
+          <w:sz w:val="22"/>
+        </w:rPr>
+        <w:t>ne peuvent etre consultes qu'en presence du salarie d'ment appele ou en cas de risques ou evenement particulier le</w:t>
       </w:r>
     </w:p>
     <w:p>
       <w:r>
+        <w:rPr>
+          <w:b w:val="0"/>
+          <w:color w:val="000000"/>
+          <w:sz w:val="22"/>
+        </w:rPr>
         <w:t>justifiant (Cass. soc. 15 mai 2005 ; Cass. soc. 9 octobre 2024).</w:t>
       </w:r>
     </w:p>
@@ -420,17 +795,32 @@
         <w:pStyle w:val="Heading2"/>
       </w:pPr>
       <w:r>
-        <w:t>LA G�OLOCALISATION D �</w:t>
+        <w:rPr>
+          <w:b/>
+          <w:color w:val="2F5496"/>
+          <w:sz w:val="24"/>
+        </w:rPr>
+        <w:t>LA GeOLOCALISATION D e</w:t>
       </w:r>
     </w:p>
     <w:p>
       <w:r>
-        <w:t>La g�olocalisation est un syst�me permettant de conna�tre la position g�ographique d�une personne ou d�un v�hicule.</w:t>
+        <w:rPr>
+          <w:b w:val="0"/>
+          <w:color w:val="000000"/>
+          <w:sz w:val="22"/>
+        </w:rPr>
+        <w:t>La geolocalisation est un systeme permettant de connaetre la position geographique d'une personne ou d'un vehicule.</w:t>
       </w:r>
     </w:p>
     <w:p>
       <w:r>
-        <w:t>Les objectifs poursuivis peuvent �tre divers :</w:t>
+        <w:rPr>
+          <w:b w:val="0"/>
+          <w:color w:val="000000"/>
+          <w:sz w:val="22"/>
+        </w:rPr>
+        <w:t>Les objectifs poursuivis peuvent etre divers :</w:t>
       </w:r>
     </w:p>
     <w:p>
@@ -438,7 +828,12 @@
         <w:pStyle w:val="ListBullet"/>
       </w:pPr>
       <w:r>
-        <w:t>am�liorer le processus de production (meilleure allocation des moyens disponibles, analyse � posteriori des d�placements effectu�s) ; -</w:t>
+        <w:rPr>
+          <w:b w:val="0"/>
+          <w:color w:val="000000"/>
+          <w:sz w:val="22"/>
+        </w:rPr>
+        <w:t>ameliorer le processus de production (meilleure allocation des moyens disponibles, analyse e posteriori des d'placements effectues) ;</w:t>
       </w:r>
     </w:p>
     <w:p>
@@ -446,7 +841,12 @@
         <w:pStyle w:val="ListBullet"/>
       </w:pPr>
       <w:r>
-        <w:t>contribuer � la s�curit� des personnes ou des marchandises transport�es ; -</w:t>
+        <w:rPr>
+          <w:b w:val="0"/>
+          <w:color w:val="000000"/>
+          <w:sz w:val="22"/>
+        </w:rPr>
+        <w:t>contribuer e la s'curite des personnes ou des marchandises transportees ;</w:t>
       </w:r>
     </w:p>
     <w:p>
@@ -454,7 +854,12 @@
         <w:pStyle w:val="ListBullet"/>
       </w:pPr>
       <w:r>
-        <w:t>assurer le suivi de certaines marchandises (mati�res dangereuses, produits alimentaires �) ; -</w:t>
+        <w:rPr>
+          <w:b w:val="0"/>
+          <w:color w:val="000000"/>
+          <w:sz w:val="22"/>
+        </w:rPr>
+        <w:t>assurer le suivi de certaines marchandises (matieres dangereuses, produits alimentaires e) ;</w:t>
       </w:r>
     </w:p>
     <w:p>
@@ -462,17 +867,32 @@
         <w:pStyle w:val="ListBullet"/>
       </w:pPr>
       <w:r>
-        <w:t>� -</w:t>
+        <w:rPr>
+          <w:b w:val="0"/>
+          <w:color w:val="000000"/>
+          <w:sz w:val="22"/>
+        </w:rPr>
+        <w:t>e</w:t>
       </w:r>
     </w:p>
     <w:p>
       <w:r>
-        <w:t>N�anmoins, �tant par l� m�me de nature � porter atteinte � la vie priv�e, sont utilisation est strictement encadr�e. Ainsi la</w:t>
+        <w:rPr>
+          <w:b w:val="0"/>
+          <w:color w:val="000000"/>
+          <w:sz w:val="22"/>
+        </w:rPr>
+        <w:t>N'anmoins, etant par l' m'me de nature e porter atteinte e la vie privee, sont utilisation est strictement encadree. Ainsi la</w:t>
       </w:r>
     </w:p>
     <w:p>
       <w:r>
-        <w:t>mise en place d�un syst�me de g�olocalisation :</w:t>
+        <w:rPr>
+          <w:b w:val="0"/>
+          <w:color w:val="000000"/>
+          <w:sz w:val="22"/>
+        </w:rPr>
+        <w:t>mise en place d'un systeme de geolocalisation :</w:t>
       </w:r>
     </w:p>
     <w:p>
@@ -480,7 +900,12 @@
         <w:pStyle w:val="ListBullet"/>
       </w:pPr>
       <w:r>
-        <w:t>doit �tre justifi�e par la nature de la t�che � accomplir, proportionn�e au but recherch� (cf. objectifs) ; -</w:t>
+        <w:rPr>
+          <w:b w:val="0"/>
+          <w:color w:val="000000"/>
+          <w:sz w:val="22"/>
+        </w:rPr>
+        <w:t>doit etre justifiee par la nature de la t'che e accomplir, proportionnee au but recherche (cf. objectifs) ;</w:t>
       </w:r>
     </w:p>
     <w:p>
@@ -488,7 +913,12 @@
         <w:pStyle w:val="ListBullet"/>
       </w:pPr>
       <w:r>
-        <w:t>faire l�objet d�une consultation du CSE ; -</w:t>
+        <w:rPr>
+          <w:b w:val="0"/>
+          <w:color w:val="000000"/>
+          <w:sz w:val="22"/>
+        </w:rPr>
+        <w:t>faire l'objet d'une consultation du CSE ;</w:t>
       </w:r>
     </w:p>
     <w:p>
@@ -496,7 +926,12 @@
         <w:pStyle w:val="ListBullet"/>
       </w:pPr>
       <w:r>
-        <w:t>doit �tre port�e � la connaissance des salari�s concern�s. Ces derniers doivent par ailleurs pouvoir d�sactiver la transmission des donn�es ; -</w:t>
+        <w:rPr>
+          <w:b w:val="0"/>
+          <w:color w:val="000000"/>
+          <w:sz w:val="22"/>
+        </w:rPr>
+        <w:t>doit etre portee e la connaissance des salaries concernes. Ces derniers doivent par ailleurs pouvoir d'sactiver la transmission des donnees ;</w:t>
       </w:r>
     </w:p>
     <w:p>
@@ -504,22 +939,42 @@
         <w:pStyle w:val="ListBullet"/>
       </w:pPr>
       <w:r>
-        <w:t>L�employeur doit pouvoir garantir la s�curisation des donn�es collect�es et inscrire son existence au registre des activit�s -</w:t>
+        <w:rPr>
+          <w:b w:val="0"/>
+          <w:color w:val="000000"/>
+          <w:sz w:val="22"/>
+        </w:rPr>
+        <w:t>L'employeur doit pouvoir garantir la s'curisation des donnees collectees et inscrire son existence au registre des activites</w:t>
       </w:r>
     </w:p>
     <w:p>
       <w:r>
+        <w:rPr>
+          <w:b w:val="0"/>
+          <w:color w:val="000000"/>
+          <w:sz w:val="22"/>
+        </w:rPr>
         <w:t>de traitement.</w:t>
       </w:r>
     </w:p>
     <w:p>
       <w:r>
-        <w:t>Concernant sp�cifiquement son utilisation pour contr�ler le temps de travail des salari�s, la Cour de cassation fixe des</w:t>
+        <w:rPr>
+          <w:b w:val="0"/>
+          <w:color w:val="000000"/>
+          <w:sz w:val="22"/>
+        </w:rPr>
+        <w:t>Concernant specifiquement son utilisation pour contreler le temps de travail des salaries, la Cour de cassation fixe des</w:t>
       </w:r>
     </w:p>
     <w:p>
       <w:r>
-        <w:t>limites suppl�mentaires :</w:t>
+        <w:rPr>
+          <w:b w:val="0"/>
+          <w:color w:val="000000"/>
+          <w:sz w:val="22"/>
+        </w:rPr>
+        <w:t>limites supplementaires :</w:t>
       </w:r>
     </w:p>
     <w:p>
@@ -527,12 +982,22 @@
         <w:pStyle w:val="ListBullet"/>
       </w:pPr>
       <w:r>
-        <w:t>le contr�le du temps de travail ne peut pas �tre assur� par un autre moyen, m�me si ce dernier est moins efficace ; -</w:t>
+        <w:rPr>
+          <w:b w:val="0"/>
+          <w:color w:val="000000"/>
+          <w:sz w:val="22"/>
+        </w:rPr>
+        <w:t>le contrele du temps de travail ne peut pas etre assure par un autre moyen, m'me si ce dernier est moins efficace ;</w:t>
       </w:r>
     </w:p>
     <w:p>
       <w:r>
-        <w:t>la g�olocalisation n�est pas justifi�e lorsque le salari� dispose d�une libert� dans l�organisation de son travail</w:t>
+        <w:rPr>
+          <w:b w:val="0"/>
+          <w:color w:val="000000"/>
+          <w:sz w:val="22"/>
+        </w:rPr>
+        <w:t>la geolocalisation n'est pas justifiee lorsque le salarie dispose d'une liberte dans l'organisation de son travail</w:t>
       </w:r>
     </w:p>
     <w:p/>

--- a/droit social dcg/22- controle de l activit des salari s.docx
+++ b/droit social dcg/22- controle de l activit des salari s.docx
@@ -13,7 +13,7 @@
           <w:color w:val="1F4E79"/>
           <w:sz w:val="34"/>
         </w:rPr>
-        <w:t>FICHE 22 : LE CONTReLE DE L'ACTIVITe DES SALARIeS</w:t>
+        <w:t>FICHE 22 : LE CONTRÔLE DE L'ACTIVITÉ DES SALARIÉS</w:t>
       </w:r>
     </w:p>
     <w:p/>
@@ -27,7 +27,7 @@
           <w:color w:val="006100"/>
           <w:sz w:val="24"/>
         </w:rPr>
-        <w:t>LES PRINCIPES JURIDIQUES LIeS AU CONTReLE DE L'ACTIVITe I e</w:t>
+        <w:t>LES PRINCIPES JURIDIQUES LIÉS AU CONTRÔLE DE L'ACTIVITÉ I •</w:t>
       </w:r>
     </w:p>
     <w:p>
@@ -40,7 +40,7 @@
           <w:color w:val="2F5496"/>
           <w:sz w:val="24"/>
         </w:rPr>
-        <w:t>DES SALARIeS</w:t>
+        <w:t>DES SALARIÉS</w:t>
       </w:r>
     </w:p>
     <w:p>
@@ -53,7 +53,7 @@
           <w:color w:val="2F5496"/>
           <w:sz w:val="24"/>
         </w:rPr>
-        <w:t>LES eL'MENTS DU D'BAT A e</w:t>
+        <w:t>LES ÉLÉMENTS DU DÉBAT A •</w:t>
       </w:r>
     </w:p>
     <w:p>
@@ -63,7 +63,7 @@
           <w:color w:val="000000"/>
           <w:sz w:val="22"/>
         </w:rPr>
-        <w:t>Dans le cadre de son pouvoir gen'ral de direction, l'employeur est amene e contreler l'activite des salaries. Si le</w:t>
+        <w:t>Dans le cadre de son pouvoir général de direction, l'employeur est amené à contrôler l'activité des salariés. Si le</w:t>
       </w:r>
     </w:p>
     <w:p>
@@ -73,7 +73,7 @@
           <w:color w:val="000000"/>
           <w:sz w:val="22"/>
         </w:rPr>
-        <w:t>d'veloppement des nouvelles technologies a d'cuple les possibilites d'effectuer de tels contreles il a aussi multiplie les</w:t>
+        <w:t>développement des nouvelles technologies a décuplé les possibilités d'effectuer de tels contrôles il a aussi multiplie les</w:t>
       </w:r>
     </w:p>
     <w:p>
@@ -83,7 +83,7 @@
           <w:color w:val="000000"/>
           <w:sz w:val="22"/>
         </w:rPr>
-        <w:t>occasions de porter atteinte e l'intimite des salaries ainsi qu'e leur vie prive dont on ne peut considerer qu'il s'agit d'une</w:t>
+        <w:t>occasions de porter atteinte à l'intimité des salariés ainsi qu'à leur vie privé dont on ne peut considérer qu'il s'agit d'une</w:t>
       </w:r>
     </w:p>
     <w:p>
@@ -93,7 +93,7 @@
           <w:color w:val="000000"/>
           <w:sz w:val="22"/>
         </w:rPr>
-        <w:t>peau dont on se d'vet e l'entree de l'entreprise. Le l'gislateur encadre l'utilisation de ces nouveaux proced's.</w:t>
+        <w:t>peau dont on se duvet à l'entrée de l'entreprise. Le législateur encadre l'utilisation de ces nouveaux procédés.</w:t>
       </w:r>
     </w:p>
     <w:p>
@@ -106,7 +106,7 @@
           <w:color w:val="2F5496"/>
           <w:sz w:val="24"/>
         </w:rPr>
-        <w:t>LA MISE EN PLACE D'UN SYSTeME DE CONTReLE DE L'ACTIVITe DES SALARIeS B e</w:t>
+        <w:t>LA MISE EN PLACE D'UN SYSTÈME DE CONTRÔLE DE L'ACTIVITÉ DES SALARIÉS B •</w:t>
       </w:r>
     </w:p>
     <w:p>
@@ -139,7 +139,7 @@
           <w:color w:val="006100"/>
           <w:sz w:val="22"/>
         </w:rPr>
-        <w:t>Les moyens de contrele mis en place doivent etre justifies par la nature de la t'che e accomplir et proportionnes au but</w:t>
+        <w:t>Les moyens de contrôle mis en place doivent être justifiés par la nature de la tâche à accomplir et proportionnés au but</w:t>
       </w:r>
     </w:p>
     <w:p>
@@ -149,7 +149,7 @@
           <w:color w:val="006100"/>
           <w:sz w:val="22"/>
         </w:rPr>
-        <w:t>recherche. Ce principe codifie sous l'article L 1121-1 du code du travail vise e proteger toute d'rive dans l'usage et</w:t>
+        <w:t>recherche. Ce principe codifié sous l'article L 1121-1 du code du travail vise à protéger toute dérive dans l'usage et</w:t>
       </w:r>
     </w:p>
     <w:p>
@@ -159,7 +159,7 @@
           <w:color w:val="006100"/>
           <w:sz w:val="22"/>
         </w:rPr>
-        <w:t>proced's de contrele susceptibles de porter atteinte aux droits des personnes et aux libertes individuelles et collectives.</w:t>
+        <w:t>procédés de contrôle susceptibles de porter atteinte aux droits des personnes et aux libertés individuelles et collectives.</w:t>
       </w:r>
     </w:p>
     <w:p>
@@ -172,7 +172,7 @@
           <w:color w:val="2F5496"/>
           <w:sz w:val="24"/>
         </w:rPr>
-        <w:t>PROCeDURE</w:t>
+        <w:t>PROCÉDURE</w:t>
       </w:r>
     </w:p>
     <w:p>
@@ -192,7 +192,7 @@
           <w:color w:val="000000"/>
           <w:sz w:val="22"/>
         </w:rPr>
-        <w:t>Tout dispositif ou technique de nature e contreler l'activite des salaries doit faire l'objet d'une consultation prealable du comite</w:t>
+        <w:t>Tout dispositif ou technique de nature à contrôler l'activité des salariés doit faire l'objet d'une consultation préalable du comité</w:t>
       </w:r>
     </w:p>
     <w:p>
@@ -202,7 +202,7 @@
           <w:color w:val="000000"/>
           <w:sz w:val="22"/>
         </w:rPr>
-        <w:t>social et economique.</w:t>
+        <w:t>social et économique.</w:t>
       </w:r>
     </w:p>
     <w:p>
@@ -222,7 +222,7 @@
           <w:color w:val="000000"/>
           <w:sz w:val="22"/>
         </w:rPr>
-        <w:t>editions Corroy e 4 rue de Villars, 42000 Saint-etienne e 04 77 79 92 46 e infos@editions-corroy.fr</w:t>
+        <w:t>éditions Corroy à 4 rue de Villars, 42000 Saint-etienne à 04 77 79 92 46 à infos@editions-corroy.fr</w:t>
       </w:r>
     </w:p>
     <w:p>
@@ -252,7 +252,7 @@
           <w:color w:val="000000"/>
           <w:sz w:val="22"/>
         </w:rPr>
-        <w:t>VIADUC MARES : principe, videosurveillance, contrele de l'ordinateur, des appels t'l'phoniques, des mails et des</w:t>
+        <w:t>VIADUC MARES : principe, vidéosurveillance, contrôle de l'ordinateur, des appels téléphoniques, des mails et des</w:t>
       </w:r>
     </w:p>
     <w:p>
@@ -262,7 +262,7 @@
           <w:color w:val="000000"/>
           <w:sz w:val="22"/>
         </w:rPr>
-        <w:t>courriers, geolocalisation.</w:t>
+        <w:t>courriers, géolocalisation.</w:t>
       </w:r>
     </w:p>
     <w:p>
@@ -282,7 +282,7 @@
           <w:color w:val="000000"/>
           <w:sz w:val="22"/>
         </w:rPr>
-        <w:t>Cette regle visee e l'article L 2312-38 du code du travail impose l'information et la consultation du CSE prealablement e toute</w:t>
+        <w:t>Cette règle visée à l'article L 2312-38 du code du travail impose l'information et la consultation du CSE préalablement à toute</w:t>
       </w:r>
     </w:p>
     <w:p>
@@ -292,7 +292,7 @@
           <w:color w:val="000000"/>
           <w:sz w:val="22"/>
         </w:rPr>
-        <w:t>mesure, technique ou m'thode de contrele de l'activite des salaries.</w:t>
+        <w:t>mesure, technique ou méthode de contrôle de l'activité des salariés.</w:t>
       </w:r>
     </w:p>
     <w:p>
@@ -302,7 +302,7 @@
           <w:color w:val="000000"/>
           <w:sz w:val="22"/>
         </w:rPr>
-        <w:t>La m'me obligation d'information pese sur l'employeur e l'egard des salaries. En effet, aucun dispositif permettant de recueillir</w:t>
+        <w:t>La même obligation d'information pose sur l'employeur à l'égard des salariés. En effet, aucun dispositif permettant de recueillir</w:t>
       </w:r>
     </w:p>
     <w:p>
@@ -312,7 +312,7 @@
           <w:color w:val="000000"/>
           <w:sz w:val="22"/>
         </w:rPr>
-        <w:t>des informations sur les salaries ne peut etre mis en place dans l'entreprise sans que ces derniers n'aient et' mis en mesure d'en</w:t>
+        <w:t>des informations sur les salariés ne peut être mis en place dans l'entreprise sans que ces derniers n'aient été mis en mesure d'en</w:t>
       </w:r>
     </w:p>
     <w:p>
@@ -322,7 +322,7 @@
           <w:color w:val="000000"/>
           <w:sz w:val="22"/>
         </w:rPr>
-        <w:t>prendre connaissance. e d'faut, le moyen est illicite et la preuve obtenue irrecevable (en ce sens, voir Cass. soc. 4 octobre 2023</w:t>
+        <w:t>prendre connaissance. à défaut, le moyen est illicite et la preuve obtenue irrecevable (en ce sens, voir Cass. soc. 4 octobre 2023</w:t>
       </w:r>
     </w:p>
     <w:p>
@@ -332,7 +332,7 @@
           <w:color w:val="000000"/>
           <w:sz w:val="22"/>
         </w:rPr>
-        <w:t>/ 6 septembre 2023, ainsi que la Fiche 30). Il convient n'anmoins de nuancer ce principe au regard de l'evolution juris-</w:t>
+        <w:t>/ 6 septembre 2023, ainsi que la Fiche 30). Il convient néanmoins de nuancer ce principe au regard de l'évolution juris-</w:t>
       </w:r>
     </w:p>
     <w:p>
@@ -342,7 +342,7 @@
           <w:color w:val="000000"/>
           <w:sz w:val="22"/>
         </w:rPr>
-        <w:t>prudentielle quant e la recevabilite de la preuve obtenue de maniere illicite(Cass. soc. 23 d'cembre 2023 et 14 fevrier 2024).</w:t>
+        <w:t>prudentielle quant à la recevabilité de la preuve obtenue de manière illicite(Cass. soc. 23 décembre 2023 et 14 février 2024).</w:t>
       </w:r>
     </w:p>
     <w:p>
@@ -352,7 +352,7 @@
           <w:color w:val="000000"/>
           <w:sz w:val="22"/>
         </w:rPr>
-        <w:t>Enfin, si les proced's utilises sont de nature e permettre la collecte de donnee nominatives dans le cadre d'un traitement</w:t>
+        <w:t>Enfin, si les procédés utilisés sont de nature à permettre la collecte de donnée nominatives dans le cadre d'un traitement</w:t>
       </w:r>
     </w:p>
     <w:p>
@@ -362,7 +362,7 @@
           <w:color w:val="000000"/>
           <w:sz w:val="22"/>
         </w:rPr>
-        <w:t>automatise, l'employeur e l'obligation non seulement d'en informer le CSE, mais aussi de respecter les dispositions de l'article</w:t>
+        <w:t>automatisé, l'employeur à l'obligation non seulement d'en informer le CSE, mais aussi de respecter les dispositions de l'article</w:t>
       </w:r>
     </w:p>
     <w:p>
@@ -372,7 +372,7 @@
           <w:color w:val="000000"/>
           <w:sz w:val="22"/>
         </w:rPr>
-        <w:t>22 de la loi Informatique et liberte du 06 janvier 1978.</w:t>
+        <w:t>22 de la loi Informatique et liberté du 06 janvier 1978.</w:t>
       </w:r>
     </w:p>
     <w:p>
@@ -385,7 +385,7 @@
           <w:color w:val="2F5496"/>
           <w:sz w:val="24"/>
         </w:rPr>
-        <w:t>LES DIFFeRENTS MOYENS DE CONTReLE ET LEUR II e</w:t>
+        <w:t>LES DIFFÉRENTS MOYENS DE CONTRÔLE ET LEUR II •</w:t>
       </w:r>
     </w:p>
     <w:p>
@@ -411,7 +411,7 @@
           <w:color w:val="2F5496"/>
           <w:sz w:val="24"/>
         </w:rPr>
-        <w:t>APPLICATION e LA VIDeOSURVEILLANCE A e</w:t>
+        <w:t>APPLICATION à LA VIDÉOSURVEILLANCE A •</w:t>
       </w:r>
     </w:p>
     <w:p>
@@ -421,7 +421,7 @@
           <w:color w:val="000000"/>
           <w:sz w:val="22"/>
         </w:rPr>
-        <w:t>Il est imperatif pour l'employeur de se plier e l'accomplissement des formalites l'gales susvisees. Ainsi la Cour de cassation</w:t>
+        <w:t>Il est impératif pour l'employeur de se plier à l'accomplissement des formalités légales susvisées. Ainsi la Cour de cassation</w:t>
       </w:r>
     </w:p>
     <w:p>
@@ -431,7 +431,7 @@
           <w:color w:val="000000"/>
           <w:sz w:val="22"/>
         </w:rPr>
-        <w:t>a pu d'cider e bon droit qu'un tel systeme ne pouvait etre justifie et e fortiori fonder une sanction en l'absence d'information</w:t>
+        <w:t>a pu décider à bon droit qu'un tel système ne pouvait être justifie et à fortiori fonder une sanction en l'absence d'information</w:t>
       </w:r>
     </w:p>
     <w:p>
@@ -441,7 +441,7 @@
           <w:color w:val="000000"/>
           <w:sz w:val="22"/>
         </w:rPr>
-        <w:t>des institutions representatives du personnel (Cass. soc. 7 juin 2006). En l'espece un systeme de videosurveillance avait</w:t>
+        <w:t>des institutions représentatives du personnel (Cass. soc. 7 juin 2006). En l'espace un système de vidéosurveillance avait</w:t>
       </w:r>
     </w:p>
     <w:p>
@@ -451,7 +451,7 @@
           <w:color w:val="000000"/>
           <w:sz w:val="22"/>
         </w:rPr>
-        <w:t>et' installe pour surveiller la clientele. Or la bande video revela un salarie de l'entreprise occupe e commettre un vol.</w:t>
+        <w:t>été installé pour surveiller la clientèle. Or la bande vidéo révéla un salarié de l'entreprise occupe à commettre un vol.</w:t>
       </w:r>
     </w:p>
     <w:p>
@@ -461,7 +461,7 @@
           <w:color w:val="000000"/>
           <w:sz w:val="22"/>
         </w:rPr>
-        <w:t>Licencie pour faute grave, la cour supreme rappelle les regles de droit et combien m'me le salarie ne pouvait ignorer la</w:t>
+        <w:t>Licencié pour faute grave, la cour suprême rappelle les règles de droit et combien même le salarié ne pouvait ignorer la</w:t>
       </w:r>
     </w:p>
     <w:p>
@@ -471,7 +471,7 @@
           <w:color w:val="000000"/>
           <w:sz w:val="22"/>
         </w:rPr>
-        <w:t>presence des cameras, l'irregularite de leur mise en place justifie l'annulation de la mesure.</w:t>
+        <w:t>présence des caméras, l'irrégularité de leur mise en place justifie l'annulation de la mesure.</w:t>
       </w:r>
     </w:p>
     <w:p>
@@ -481,7 +481,7 @@
           <w:color w:val="000000"/>
           <w:sz w:val="22"/>
         </w:rPr>
-        <w:t>Par contre dans une situation identique, le salarie filme dans locaux oe il n'avait pas acces peut etre sanctionne sur la base de l'enregis-</w:t>
+        <w:t>Par contre dans une situation identique, le salarié filmé dans locaux ou il n'avait pas accès peut être sanctionné sur la base de l'enregis-</w:t>
       </w:r>
     </w:p>
     <w:p>
@@ -491,7 +491,7 @@
           <w:color w:val="000000"/>
           <w:sz w:val="22"/>
         </w:rPr>
-        <w:t>trement video, sans qu'il puisse etre excipe une irregularite quant e sa mise en place (Cass. soc. 26 juin 2013 ; Cass. soc. 4 octobre 2023).</w:t>
+        <w:t>trement vidéo, sans qu'il puisse être excipé une irrégularité quant à sa mise en place (Cass. soc. 26 juin 2013 ; Cass. soc. 4 octobre 2023).</w:t>
       </w:r>
     </w:p>
     <w:p>
@@ -504,7 +504,7 @@
           <w:color w:val="2F5496"/>
           <w:sz w:val="24"/>
         </w:rPr>
-        <w:t>APPLICATION AU CONTReLE DES APPELS T'L'PHONIQUES B e</w:t>
+        <w:t>APPLICATION AU CONTRÔLE DES APPELS TÉLÉPHONIQUES B •</w:t>
       </w:r>
     </w:p>
     <w:p>
@@ -514,7 +514,7 @@
           <w:color w:val="000000"/>
           <w:sz w:val="22"/>
         </w:rPr>
-        <w:t>Pour des raisons evidentes liees aux libertes et e la vie privee des salaries l'ecoute et l'enregistrement des conversations</w:t>
+        <w:t>Pour des raisons évidentes liées aux libertés et à la vie privée des salariés l'écoute et l'enregistrement des conversations</w:t>
       </w:r>
     </w:p>
     <w:p>
@@ -524,7 +524,7 @@
           <w:color w:val="000000"/>
           <w:sz w:val="22"/>
         </w:rPr>
-        <w:t>t'l'phoniques sont par principe interdits. La violation de cette regle est sanctionnee par les articles 226-15 et 432-9 du code penal.</w:t>
+        <w:t>téléphoniques sont par principe interdits. La violation de cette règle est sanctionnée par les articles 226-15 et 432-9 du code pénal.</w:t>
       </w:r>
     </w:p>
     <w:p>
@@ -534,7 +534,7 @@
           <w:color w:val="000000"/>
           <w:sz w:val="22"/>
         </w:rPr>
-        <w:t>Par exception, un tel systeme peut etre mis en euvre sous condition de pouvoir justifier des conditions imposees par</w:t>
+        <w:t>Par exception, un tel système peut être mis en ouvre sous condition de pouvoir justifier des conditions imposées par</w:t>
       </w:r>
     </w:p>
     <w:p>
@@ -544,7 +544,7 @@
           <w:color w:val="000000"/>
           <w:sz w:val="22"/>
         </w:rPr>
-        <w:t>l'article L1121-1 du code du travail et d'obtenir l'accord du salarie.</w:t>
+        <w:t>l'article L1121-1 du code du travail et d'obtenir l'accord du salarié.</w:t>
       </w:r>
     </w:p>
     <w:p>
@@ -554,7 +554,7 @@
           <w:color w:val="000000"/>
           <w:sz w:val="22"/>
         </w:rPr>
-        <w:t>L'employeur doit par ailleurs faire figurer le dispositif mis en place au registre des activites de traitement.</w:t>
+        <w:t>L'employeur doit par ailleurs faire figurer le dispositif mis en place au registre des activités de traitement.</w:t>
       </w:r>
     </w:p>
     <w:p>
@@ -564,7 +564,7 @@
           <w:color w:val="000000"/>
           <w:sz w:val="22"/>
         </w:rPr>
-        <w:t>En revanche ces dispositions ne s'appliquent pas lorsqu'il s'agit pour l'employeur de contreler les appels t'l'phoniques par</w:t>
+        <w:t>En revanche ces dispositions ne s'appliquent pas lorsqu'il s'agit pour l'employeur de contrôler les appels téléphoniques par</w:t>
       </w:r>
     </w:p>
     <w:p>
@@ -574,7 +574,7 @@
           <w:color w:val="000000"/>
           <w:sz w:val="22"/>
         </w:rPr>
-        <w:t>le biais des factures d'taillees de l'operateur t'l'phonique (Cass. soc. 15 mai 2001). Il en est de m'me si le contrele procede</w:t>
+        <w:t>le biais des factures détaillées de l'opérateur téléphonique (Cass. soc. 15 mai 2001). Il en est de même si le contrôle procède</w:t>
       </w:r>
     </w:p>
     <w:p>
@@ -584,7 +584,7 @@
           <w:color w:val="000000"/>
           <w:sz w:val="22"/>
         </w:rPr>
-        <w:t>de la simple verification de la duree, du coet et des numeros des appels t'l'phoniques passes e partir de chaque poste au</w:t>
+        <w:t>de la simple vérification de la durée, du coût et des numéros des appels téléphoniques passes à partir de chaque poste au</w:t>
       </w:r>
     </w:p>
     <w:p>
@@ -594,7 +594,7 @@
           <w:color w:val="000000"/>
           <w:sz w:val="22"/>
         </w:rPr>
-        <w:t>moyen des releves fournit par l'autocommutateur t'l'phonique de l'entreprise (Cass. soc. 29 janvier 2008). En l'espece un</w:t>
+        <w:t>moyen des relevés fournit par l'autocommutateur téléphonique de l'entreprise (Cass. soc. 29 janvier 2008). En l'espace un</w:t>
       </w:r>
     </w:p>
     <w:p>
@@ -604,7 +604,7 @@
           <w:color w:val="000000"/>
           <w:sz w:val="22"/>
         </w:rPr>
-        <w:t>salarie faisait usage de son t'l'phone professionnel pour acceder e des numeros de messagerie de rencontre. L'employeur e</w:t>
+        <w:t>salarié faisait usage de son téléphone professionnel pour accéder à des numéros de messagerie de rencontre. L'employeur à</w:t>
       </w:r>
     </w:p>
     <w:p>
@@ -614,7 +614,7 @@
           <w:color w:val="000000"/>
           <w:sz w:val="22"/>
         </w:rPr>
-        <w:t>l'appui de sa sanction a pu valablement fournir les preuves obtenues par le releve de l'autocommutateur de l'entreprise.</w:t>
+        <w:t>l'appui de sa sanction a pu valablement fournir les preuves obtenues par le relevé de l'autocommutateur de l'entreprise.</w:t>
       </w:r>
     </w:p>
     <w:p>
@@ -627,7 +627,7 @@
           <w:color w:val="2F5496"/>
           <w:sz w:val="24"/>
         </w:rPr>
-        <w:t>LE CONTReLE DE L'ORDINATEUR C e</w:t>
+        <w:t>LE CONTRÔLE DE L'ORDINATEUR C •</w:t>
       </w:r>
     </w:p>
     <w:p>
@@ -637,7 +637,7 @@
           <w:color w:val="000000"/>
           <w:sz w:val="22"/>
         </w:rPr>
-        <w:t>Le poste informatique tout autant que la connexion Internet sont des outils mis e la disposition du salarie par l'employeur.</w:t>
+        <w:t>Le poste informatique tout autant que la connexion Internet sont des outils mis à la disposition du salarié par l'employeur.</w:t>
       </w:r>
     </w:p>
     <w:p>
@@ -647,7 +647,7 @@
           <w:color w:val="000000"/>
           <w:sz w:val="22"/>
         </w:rPr>
-        <w:t>D's lors les fichiers crees par ces outils sont eux-m'mes presumes e caractere professionnel sauf si le salarie par une</w:t>
+        <w:t>Des lors les fichiers crois par ces outils sont eux-mêmes présumés à caractère professionnel sauf si le salarié par une</w:t>
       </w:r>
     </w:p>
     <w:p>
@@ -657,7 +657,7 @@
           <w:color w:val="000000"/>
           <w:sz w:val="22"/>
         </w:rPr>
-        <w:t>mention particuliere (e noter que les initiales ne suffisent pas, ni m'me le seul prenom) permet de les identifier comme</w:t>
+        <w:t>mention particulière (à noter que les initiales ne suffisent pas, ni même le seul prénom) permet de les identifier comme</w:t>
       </w:r>
     </w:p>
     <w:p>
@@ -667,7 +667,7 @@
           <w:color w:val="000000"/>
           <w:sz w:val="22"/>
         </w:rPr>
-        <w:t>personnels (Cass. soc. 8 d'cembre 2009, Cass. soc.15 d'cembre 2009). Il en est de m'me pour les courriers electroniques</w:t>
+        <w:t>personnels (Cass. soc. 8 décembre 2009, Cass. soc.15 décembre 2009). Il en est de même pour les courriers électroniques</w:t>
       </w:r>
     </w:p>
     <w:p>
@@ -677,7 +677,7 @@
           <w:color w:val="000000"/>
           <w:sz w:val="22"/>
         </w:rPr>
-        <w:t>(cf. CEDH, 5 septembre 2017) envoyes e partir de la messagerie de l'entreprise (Cass. soc. 15 d'cembre 2010, 2 fevrier</w:t>
+        <w:t>(cf. CEDH, 5 septembre 2017) envoyés à partir de la messagerie de l'entreprise (Cass. soc. 15 décembre 2010, 2 février</w:t>
       </w:r>
     </w:p>
     <w:p>
@@ -687,7 +687,7 @@
           <w:color w:val="000000"/>
           <w:sz w:val="22"/>
         </w:rPr>
-        <w:t>2011). De surcroet, la Cour de cassation a admis (Cass. soc. 12 fevrier 2013) le contrele du contenu d'une cle USB</w:t>
+        <w:t>2011). De surcroît, la Cour de cassation a admis (Cass. soc. 12 février 2013) le contrôle du contenu d'une clé USB</w:t>
       </w:r>
     </w:p>
     <w:p>
@@ -697,7 +697,7 @@
           <w:color w:val="000000"/>
           <w:sz w:val="22"/>
         </w:rPr>
-        <w:t>personnelle du salarie, d's lors que celle-ci est reliee e l'ordinateur professionnel.</w:t>
+        <w:t>personnelle du salarié, des lors que celle-ci est reliée à l'ordinateur professionnel.</w:t>
       </w:r>
     </w:p>
     <w:p>
@@ -707,7 +707,7 @@
           <w:color w:val="000000"/>
           <w:sz w:val="22"/>
         </w:rPr>
-        <w:t>Cette analyse vaut pour les autres documents se trouvant dans le bureau du salarie (Cass. soc. 16 mai 2007). Le cryptage du</w:t>
+        <w:t>Cette analyse vaut pour les autres documents se trouvant dans le bureau du salarié (Cass. soc. 16 mai 2007). Le cryptage du</w:t>
       </w:r>
     </w:p>
     <w:p>
@@ -717,7 +717,7 @@
           <w:color w:val="000000"/>
           <w:sz w:val="22"/>
         </w:rPr>
-        <w:t>poste informatique faisant obstacle e ce contrele constitue de fait une faute justifiant la rupture du contrat de travail lorsque</w:t>
+        <w:t>poste informatique faisant obstacle à ce contrôle constitue de fait une faute justifiant la rupture du contrat de travail lorsque</w:t>
       </w:r>
     </w:p>
     <w:p>
@@ -727,7 +727,7 @@
           <w:color w:val="000000"/>
           <w:sz w:val="22"/>
         </w:rPr>
-        <w:t>le salarie a d'j' fait l'objet de mise en garde e ce sujet (Cass. soc. 18 octobre 2006).</w:t>
+        <w:t>le salarié a déjà fait l'objet de mise en garde à ce sujet (Cass. soc. 18 octobre 2006).</w:t>
       </w:r>
     </w:p>
     <w:p>
@@ -737,7 +737,7 @@
           <w:color w:val="000000"/>
           <w:sz w:val="22"/>
         </w:rPr>
-        <w:t>D's lors l'employeur peut y avoir librement acces hors la presence du salarie et tirer toute conclusion utile et disciplinaire</w:t>
+        <w:t>Des lors l'employeur peut y avoir librement accès hors la présence du salarié et tirer toute conclusion utile et disciplinaire</w:t>
       </w:r>
     </w:p>
     <w:p>
@@ -747,7 +747,7 @@
           <w:color w:val="000000"/>
           <w:sz w:val="22"/>
         </w:rPr>
-        <w:t>des el'ments trouves e cette occasion. Par ailleurs l'utilisation d'voyee de la connexion Internet peut justifier des</w:t>
+        <w:t>des éléments trouves à cette occasion. Par ailleurs l'utilisation dévoyée de la connexion Internet peut justifier des</w:t>
       </w:r>
     </w:p>
     <w:p>
@@ -757,7 +757,7 @@
           <w:color w:val="000000"/>
           <w:sz w:val="22"/>
         </w:rPr>
-        <w:t>poursuites penales sous le chef d'abus de confiance (Cass. soc. 19 mai 2004).</w:t>
+        <w:t>poursuites pénales sous le chef d'abus de confiance (Cass. soc. 19 mai 2004).</w:t>
       </w:r>
     </w:p>
     <w:p>
@@ -777,7 +777,7 @@
           <w:color w:val="000000"/>
           <w:sz w:val="22"/>
         </w:rPr>
-        <w:t>ne peuvent etre consultes qu'en presence du salarie d'ment appele ou en cas de risques ou evenement particulier le</w:t>
+        <w:t>ne peuvent être consultés qu'en présence du salarié dément appelé ou en cas de risques ou événement particulier le</w:t>
       </w:r>
     </w:p>
     <w:p>
@@ -800,7 +800,7 @@
           <w:color w:val="2F5496"/>
           <w:sz w:val="24"/>
         </w:rPr>
-        <w:t>LA GeOLOCALISATION D e</w:t>
+        <w:t>LA GÉOLOCALISATION D •</w:t>
       </w:r>
     </w:p>
     <w:p>
@@ -810,7 +810,7 @@
           <w:color w:val="000000"/>
           <w:sz w:val="22"/>
         </w:rPr>
-        <w:t>La geolocalisation est un systeme permettant de connaetre la position geographique d'une personne ou d'un vehicule.</w:t>
+        <w:t>La géolocalisation est un système permettant de connaître la position géographique d'une personne ou d'un véhicule.</w:t>
       </w:r>
     </w:p>
     <w:p>
@@ -820,7 +820,7 @@
           <w:color w:val="000000"/>
           <w:sz w:val="22"/>
         </w:rPr>
-        <w:t>Les objectifs poursuivis peuvent etre divers :</w:t>
+        <w:t>Les objectifs poursuivis peuvent être divers :</w:t>
       </w:r>
     </w:p>
     <w:p>
@@ -833,7 +833,7 @@
           <w:color w:val="000000"/>
           <w:sz w:val="22"/>
         </w:rPr>
-        <w:t>ameliorer le processus de production (meilleure allocation des moyens disponibles, analyse e posteriori des d'placements effectues) ;</w:t>
+        <w:t>améliorer le processus de production (meilleure allocation des moyens disponibles, analyse à posteriori des déplacements effectués) ;</w:t>
       </w:r>
     </w:p>
     <w:p>
@@ -846,7 +846,7 @@
           <w:color w:val="000000"/>
           <w:sz w:val="22"/>
         </w:rPr>
-        <w:t>contribuer e la s'curite des personnes ou des marchandises transportees ;</w:t>
+        <w:t>contribuer à la sécurité des personnes ou des marchandises transportées ;</w:t>
       </w:r>
     </w:p>
     <w:p>
@@ -859,7 +859,7 @@
           <w:color w:val="000000"/>
           <w:sz w:val="22"/>
         </w:rPr>
-        <w:t>assurer le suivi de certaines marchandises (matieres dangereuses, produits alimentaires e) ;</w:t>
+        <w:t>assurer le suivi de certaines marchandises (matières dangereuses, produits alimentaires à) ;</w:t>
       </w:r>
     </w:p>
     <w:p>
@@ -872,7 +872,7 @@
           <w:color w:val="000000"/>
           <w:sz w:val="22"/>
         </w:rPr>
-        <w:t>e</w:t>
+        <w:t>à</w:t>
       </w:r>
     </w:p>
     <w:p>
@@ -882,7 +882,7 @@
           <w:color w:val="000000"/>
           <w:sz w:val="22"/>
         </w:rPr>
-        <w:t>N'anmoins, etant par l' m'me de nature e porter atteinte e la vie privee, sont utilisation est strictement encadree. Ainsi la</w:t>
+        <w:t>Néanmoins, étant par là même de nature à porter atteinte à la vie privée, sont utilisation est strictement encadrée. Ainsi la</w:t>
       </w:r>
     </w:p>
     <w:p>
@@ -892,7 +892,7 @@
           <w:color w:val="000000"/>
           <w:sz w:val="22"/>
         </w:rPr>
-        <w:t>mise en place d'un systeme de geolocalisation :</w:t>
+        <w:t>mise en place d'un système de géolocalisation :</w:t>
       </w:r>
     </w:p>
     <w:p>
@@ -905,7 +905,7 @@
           <w:color w:val="000000"/>
           <w:sz w:val="22"/>
         </w:rPr>
-        <w:t>doit etre justifiee par la nature de la t'che e accomplir, proportionnee au but recherche (cf. objectifs) ;</w:t>
+        <w:t>doit être justifiée par la nature de la tâche à accomplir, proportionnée au but recherche (cf. objectifs) ;</w:t>
       </w:r>
     </w:p>
     <w:p>
@@ -931,7 +931,7 @@
           <w:color w:val="000000"/>
           <w:sz w:val="22"/>
         </w:rPr>
-        <w:t>doit etre portee e la connaissance des salaries concernes. Ces derniers doivent par ailleurs pouvoir d'sactiver la transmission des donnees ;</w:t>
+        <w:t>doit être portée à la connaissance des salariés concernés. Ces derniers doivent par ailleurs pouvoir désactiver la transmission des données ;</w:t>
       </w:r>
     </w:p>
     <w:p>
@@ -944,7 +944,7 @@
           <w:color w:val="000000"/>
           <w:sz w:val="22"/>
         </w:rPr>
-        <w:t>L'employeur doit pouvoir garantir la s'curisation des donnees collectees et inscrire son existence au registre des activites</w:t>
+        <w:t>L'employeur doit pouvoir garantir la sécurisation des données collectées et inscrire son existence au registre des activités</w:t>
       </w:r>
     </w:p>
     <w:p>
@@ -964,7 +964,7 @@
           <w:color w:val="000000"/>
           <w:sz w:val="22"/>
         </w:rPr>
-        <w:t>Concernant specifiquement son utilisation pour contreler le temps de travail des salaries, la Cour de cassation fixe des</w:t>
+        <w:t>Concernant spécifiquement son utilisation pour contrôler le temps de travail des salariés, la Cour de cassation fixe des</w:t>
       </w:r>
     </w:p>
     <w:p>
@@ -974,7 +974,7 @@
           <w:color w:val="000000"/>
           <w:sz w:val="22"/>
         </w:rPr>
-        <w:t>limites supplementaires :</w:t>
+        <w:t>limites supplémentaires :</w:t>
       </w:r>
     </w:p>
     <w:p>
@@ -987,7 +987,7 @@
           <w:color w:val="000000"/>
           <w:sz w:val="22"/>
         </w:rPr>
-        <w:t>le contrele du temps de travail ne peut pas etre assure par un autre moyen, m'me si ce dernier est moins efficace ;</w:t>
+        <w:t>le contrôle du temps de travail ne peut pas être assure par un autre moyen, même si ce dernier est moins efficace ;</w:t>
       </w:r>
     </w:p>
     <w:p>
@@ -997,9 +997,10 @@
           <w:color w:val="000000"/>
           <w:sz w:val="22"/>
         </w:rPr>
-        <w:t>la geolocalisation n'est pas justifiee lorsque le salarie dispose d'une liberte dans l'organisation de son travail</w:t>
+        <w:t>la géolocalisation n'est pas justifiée lorsque le salarié dispose d'une liberté dans l'organisation de son travail</w:t>
       </w:r>
     </w:p>
+    <w:p/>
     <w:p/>
     <w:sectPr>
       <w:pgSz w:w="12240" w:h="15840"/>

--- a/droit social dcg/22- controle de l activit des salari s.docx
+++ b/droit social dcg/22- controle de l activit des salari s.docx
@@ -24,10 +24,10 @@
       <w:r>
         <w:rPr>
           <w:b/>
-          <w:color w:val="006100"/>
+          <w:color w:val="BF5700"/>
           <w:sz w:val="24"/>
         </w:rPr>
-        <w:t>LES PRINCIPES JURIDIQUES LIÉS AU CONTRÔLE DE L'ACTIVITÉ I •</w:t>
+        <w:t>I • LES PRINCIPES JURIDIQUES LIÉS AU CONTRÔLE DE L'ACTIVITÉ</w:t>
       </w:r>
     </w:p>
     <w:p>
@@ -53,7 +53,7 @@
           <w:color w:val="2F5496"/>
           <w:sz w:val="24"/>
         </w:rPr>
-        <w:t>LES ÉLÉMENTS DU DÉBAT A •</w:t>
+        <w:t>A • LES ÉLÉMENTS DU DÉBAT</w:t>
       </w:r>
     </w:p>
     <w:p>
@@ -80,7 +80,7 @@
       <w:r>
         <w:rPr>
           <w:b w:val="0"/>
-          <w:color w:val="000000"/>
+          <w:color w:val="00703C"/>
           <w:sz w:val="22"/>
         </w:rPr>
         <w:t>occasions de porter atteinte à l'intimité des salariés ainsi qu'à leur vie privé dont on ne peut considérer qu'il s'agit d'une</w:t>
@@ -106,7 +106,7 @@
           <w:color w:val="2F5496"/>
           <w:sz w:val="24"/>
         </w:rPr>
-        <w:t>LA MISE EN PLACE D'UN SYSTÈME DE CONTRÔLE DE L'ACTIVITÉ DES SALARIÉS B •</w:t>
+        <w:t>B • LA MISE EN PLACE D'UN SYSTÈME DE CONTRÔLE DE L'ACTIVITÉ DES SALARIÉS</w:t>
       </w:r>
     </w:p>
     <w:p>
@@ -116,7 +116,7 @@
       <w:r>
         <w:rPr>
           <w:b/>
-          <w:color w:val="006100"/>
+          <w:color w:val="BF5700"/>
           <w:sz w:val="24"/>
         </w:rPr>
         <w:t>PRINCIPE</w:t>
@@ -126,7 +126,7 @@
       <w:r>
         <w:rPr>
           <w:b w:val="0"/>
-          <w:color w:val="006100"/>
+          <w:color w:val="BF5700"/>
           <w:sz w:val="22"/>
         </w:rPr>
         <w:t>?</w:t>
@@ -136,7 +136,7 @@
       <w:r>
         <w:rPr>
           <w:b w:val="0"/>
-          <w:color w:val="006100"/>
+          <w:color w:val="BF5700"/>
           <w:sz w:val="22"/>
         </w:rPr>
         <w:t>Les moyens de contrôle mis en place doivent être justifiés par la nature de la tâche à accomplir et proportionnés au but</w:t>
@@ -146,7 +146,7 @@
       <w:r>
         <w:rPr>
           <w:b w:val="0"/>
-          <w:color w:val="006100"/>
+          <w:color w:val="BF5700"/>
           <w:sz w:val="22"/>
         </w:rPr>
         <w:t>recherche. Ce principe codifié sous l'article L 1121-1 du code du travail vise à protéger toute dérive dans l'usage et</w:t>
@@ -156,7 +156,7 @@
       <w:r>
         <w:rPr>
           <w:b w:val="0"/>
-          <w:color w:val="006100"/>
+          <w:color w:val="BF5700"/>
           <w:sz w:val="22"/>
         </w:rPr>
         <w:t>procédés de contrôle susceptibles de porter atteinte aux droits des personnes et aux libertés individuelles et collectives.</w:t>
@@ -169,7 +169,7 @@
       <w:r>
         <w:rPr>
           <w:b/>
-          <w:color w:val="2F5496"/>
+          <w:color w:val="BF5700"/>
           <w:sz w:val="24"/>
         </w:rPr>
         <w:t>PROCÉDURE</w:t>
@@ -179,7 +179,7 @@
       <w:r>
         <w:rPr>
           <w:b w:val="0"/>
-          <w:color w:val="000000"/>
+          <w:color w:val="BF5700"/>
           <w:sz w:val="22"/>
         </w:rPr>
         <w:t>?</w:t>
@@ -189,7 +189,7 @@
       <w:r>
         <w:rPr>
           <w:b w:val="0"/>
-          <w:color w:val="000000"/>
+          <w:color w:val="00703C"/>
           <w:sz w:val="22"/>
         </w:rPr>
         <w:t>Tout dispositif ou technique de nature à contrôler l'activité des salariés doit faire l'objet d'une consultation préalable du comité</w:t>
@@ -199,7 +199,7 @@
       <w:r>
         <w:rPr>
           <w:b w:val="0"/>
-          <w:color w:val="000000"/>
+          <w:color w:val="BF5700"/>
           <w:sz w:val="22"/>
         </w:rPr>
         <w:t>social et économique.</w:t>
@@ -209,7 +209,7 @@
       <w:r>
         <w:rPr>
           <w:b w:val="0"/>
-          <w:color w:val="000000"/>
+          <w:color w:val="BF5700"/>
           <w:sz w:val="22"/>
         </w:rPr>
         <w:t>95</w:t>
@@ -219,7 +219,7 @@
       <w:r>
         <w:rPr>
           <w:b w:val="0"/>
-          <w:color w:val="000000"/>
+          <w:color w:val="BF5700"/>
           <w:sz w:val="22"/>
         </w:rPr>
         <w:t>éditions Corroy à 4 rue de Villars, 42000 Saint-etienne à 04 77 79 92 46 à infos@editions-corroy.fr</w:t>
@@ -229,7 +229,7 @@
       <w:r>
         <w:rPr>
           <w:b w:val="0"/>
-          <w:color w:val="000000"/>
+          <w:color w:val="BF5700"/>
           <w:sz w:val="22"/>
         </w:rPr>
         <w:t>Exercice</w:t>
@@ -239,7 +239,7 @@
       <w:r>
         <w:rPr>
           <w:b w:val="0"/>
-          <w:color w:val="000000"/>
+          <w:color w:val="BF5700"/>
           <w:sz w:val="22"/>
         </w:rPr>
         <w:t>correspondant</w:t>
@@ -249,7 +249,7 @@
       <w:r>
         <w:rPr>
           <w:b w:val="0"/>
-          <w:color w:val="000000"/>
+          <w:color w:val="BF5700"/>
           <w:sz w:val="22"/>
         </w:rPr>
         <w:t>VIADUC MARES : principe, vidéosurveillance, contrôle de l'ordinateur, des appels téléphoniques, des mails et des</w:t>
@@ -259,18 +259,21 @@
       <w:r>
         <w:rPr>
           <w:b w:val="0"/>
-          <w:color w:val="000000"/>
+          <w:color w:val="BF5700"/>
           <w:sz w:val="22"/>
         </w:rPr>
         <w:t>courriers, géolocalisation.</w:t>
       </w:r>
     </w:p>
     <w:p>
+      <w:pPr>
+        <w:pStyle w:val="Heading2"/>
+      </w:pPr>
       <w:r>
         <w:rPr>
-          <w:b w:val="0"/>
-          <w:color w:val="000000"/>
-          <w:sz w:val="22"/>
+          <w:b/>
+          <w:color w:val="2F5496"/>
+          <w:sz w:val="24"/>
         </w:rPr>
         <w:t>DCGUE3F.qxp_DCGUE3F 24/07/2025 15:58 Page 95</w:t>
       </w:r>
@@ -299,7 +302,7 @@
       <w:r>
         <w:rPr>
           <w:b w:val="0"/>
-          <w:color w:val="000000"/>
+          <w:color w:val="BF5700"/>
           <w:sz w:val="22"/>
         </w:rPr>
         <w:t>La même obligation d'information pose sur l'employeur à l'égard des salariés. En effet, aucun dispositif permettant de recueillir</w:t>
@@ -329,7 +332,7 @@
       <w:r>
         <w:rPr>
           <w:b w:val="0"/>
-          <w:color w:val="000000"/>
+          <w:color w:val="BF5700"/>
           <w:sz w:val="22"/>
         </w:rPr>
         <w:t>/ 6 septembre 2023, ainsi que la Fiche 30). Il convient néanmoins de nuancer ce principe au regard de l'évolution juris-</w:t>
@@ -359,7 +362,7 @@
       <w:r>
         <w:rPr>
           <w:b w:val="0"/>
-          <w:color w:val="000000"/>
+          <w:color w:val="BF5700"/>
           <w:sz w:val="22"/>
         </w:rPr>
         <w:t>automatisé, l'employeur à l'obligation non seulement d'en informer le CSE, mais aussi de respecter les dispositions de l'article</w:t>
@@ -385,7 +388,7 @@
           <w:color w:val="2F5496"/>
           <w:sz w:val="24"/>
         </w:rPr>
-        <w:t>LES DIFFÉRENTS MOYENS DE CONTRÔLE ET LEUR II •</w:t>
+        <w:t>II • LES DIFFÉRENTS MOYENS DE CONTRÔLE ET LEUR</w:t>
       </w:r>
     </w:p>
     <w:p>
@@ -411,7 +414,7 @@
           <w:color w:val="2F5496"/>
           <w:sz w:val="24"/>
         </w:rPr>
-        <w:t>APPLICATION à LA VIDÉOSURVEILLANCE A •</w:t>
+        <w:t>A • APPLICATION à LA VIDÉOSURVEILLANCE</w:t>
       </w:r>
     </w:p>
     <w:p>
@@ -504,7 +507,7 @@
           <w:color w:val="2F5496"/>
           <w:sz w:val="24"/>
         </w:rPr>
-        <w:t>APPLICATION AU CONTRÔLE DES APPELS TÉLÉPHONIQUES B •</w:t>
+        <w:t>B • APPLICATION AU CONTRÔLE DES APPELS TÉLÉPHONIQUES</w:t>
       </w:r>
     </w:p>
     <w:p>
@@ -521,7 +524,7 @@
       <w:r>
         <w:rPr>
           <w:b w:val="0"/>
-          <w:color w:val="000000"/>
+          <w:color w:val="BF5700"/>
           <w:sz w:val="22"/>
         </w:rPr>
         <w:t>téléphoniques sont par principe interdits. La violation de cette règle est sanctionnée par les articles 226-15 et 432-9 du code pénal.</w:t>
@@ -531,7 +534,7 @@
       <w:r>
         <w:rPr>
           <w:b w:val="0"/>
-          <w:color w:val="000000"/>
+          <w:color w:val="C00000"/>
           <w:sz w:val="22"/>
         </w:rPr>
         <w:t>Par exception, un tel système peut être mis en ouvre sous condition de pouvoir justifier des conditions imposées par</w:t>
@@ -551,7 +554,7 @@
       <w:r>
         <w:rPr>
           <w:b w:val="0"/>
-          <w:color w:val="000000"/>
+          <w:color w:val="BF5700"/>
           <w:sz w:val="22"/>
         </w:rPr>
         <w:t>L'employeur doit par ailleurs faire figurer le dispositif mis en place au registre des activités de traitement.</w:t>
@@ -561,7 +564,7 @@
       <w:r>
         <w:rPr>
           <w:b w:val="0"/>
-          <w:color w:val="000000"/>
+          <w:color w:val="00703C"/>
           <w:sz w:val="22"/>
         </w:rPr>
         <w:t>En revanche ces dispositions ne s'appliquent pas lorsqu'il s'agit pour l'employeur de contrôler les appels téléphoniques par</w:t>
@@ -627,7 +630,7 @@
           <w:color w:val="2F5496"/>
           <w:sz w:val="24"/>
         </w:rPr>
-        <w:t>LE CONTRÔLE DE L'ORDINATEUR C •</w:t>
+        <w:t>C • LE CONTRÔLE DE L'ORDINATEUR</w:t>
       </w:r>
     </w:p>
     <w:p>
@@ -644,7 +647,7 @@
       <w:r>
         <w:rPr>
           <w:b w:val="0"/>
-          <w:color w:val="000000"/>
+          <w:color w:val="C00000"/>
           <w:sz w:val="22"/>
         </w:rPr>
         <w:t>Des lors les fichiers crois par ces outils sont eux-mêmes présumés à caractère professionnel sauf si le salarié par une</w:t>
@@ -724,7 +727,7 @@
       <w:r>
         <w:rPr>
           <w:b w:val="0"/>
-          <w:color w:val="000000"/>
+          <w:color w:val="00703C"/>
           <w:sz w:val="22"/>
         </w:rPr>
         <w:t>le salarié a déjà fait l'objet de mise en garde à ce sujet (Cass. soc. 18 octobre 2006).</w:t>
@@ -800,7 +803,7 @@
           <w:color w:val="2F5496"/>
           <w:sz w:val="24"/>
         </w:rPr>
-        <w:t>LA GÉOLOCALISATION D •</w:t>
+        <w:t>D • LA GÉOLOCALISATION</w:t>
       </w:r>
     </w:p>
     <w:p>
@@ -902,7 +905,7 @@
       <w:r>
         <w:rPr>
           <w:b w:val="0"/>
-          <w:color w:val="000000"/>
+          <w:color w:val="BF5700"/>
           <w:sz w:val="22"/>
         </w:rPr>
         <w:t>doit être justifiée par la nature de la tâche à accomplir, proportionnée au but recherche (cf. objectifs) ;</w:t>
@@ -915,7 +918,7 @@
       <w:r>
         <w:rPr>
           <w:b w:val="0"/>
-          <w:color w:val="000000"/>
+          <w:color w:val="00703C"/>
           <w:sz w:val="22"/>
         </w:rPr>
         <w:t>faire l'objet d'une consultation du CSE ;</w:t>
@@ -928,7 +931,7 @@
       <w:r>
         <w:rPr>
           <w:b w:val="0"/>
-          <w:color w:val="000000"/>
+          <w:color w:val="BF5700"/>
           <w:sz w:val="22"/>
         </w:rPr>
         <w:t>doit être portée à la connaissance des salariés concernés. Ces derniers doivent par ailleurs pouvoir désactiver la transmission des données ;</w:t>
@@ -941,7 +944,7 @@
       <w:r>
         <w:rPr>
           <w:b w:val="0"/>
-          <w:color w:val="000000"/>
+          <w:color w:val="BF5700"/>
           <w:sz w:val="22"/>
         </w:rPr>
         <w:t>L'employeur doit pouvoir garantir la sécurisation des données collectées et inscrire son existence au registre des activités</w:t>
